--- a/testakten/robotikrecht-roboterflotte-vellbruck-muenchen/54_quellencheck_robotikrecht.docx
+++ b/testakten/robotikrecht-roboterflotte-vellbruck-muenchen/54_quellencheck_robotikrecht.docx
@@ -37,7 +37,7 @@
         <w:jc w:val="left"/>
       </w:pPr>
       <w:r>
-        <w:t>Dieses Aktenstück betrifft amtliche Quellen, Livecheck. Es ist nicht abschließend freigegeben. Die technische Seite spricht in Versionen, Tickets und Parametern; die rechtliche Seite muss daraus Rollen, Zweckbestimmung, Pflichtenkreis und Beweisrisiko bilden.</w:t>
+        <w:t>Dieser Vermerk listet die rechtlichen Grundlagen der Akte und legt fest, dass jede Norm- und Fundstellenangabe vor Verwendung in Schriftsätzen live verifiziert wird. Er benennt die Prüfwege je Quelle.</w:t>
       </w:r>
     </w:p>
     <w:p>
@@ -56,13 +56,7 @@
         <w:pStyle w:val="ListBullet"/>
       </w:pPr>
       <w:r>
-        <w:rPr>
-          <w:b/>
-        </w:rPr>
-        <w:t>amtliche Quellen:</w:t>
-      </w:r>
-      <w:r>
-        <w:t xml:space="preserve"> Die Akte enthält hierzu widersprüchliche Hinweise. Für die rechtliche Bewertung muss geklärt werden, ob die Aussage aus Vertrag, Anleitung, Produktakte, Marketing, Logdaten oder nachträglicher Krisenkommunikation stammt.</w:t>
+        <w:t>amtliche Quellen: Maßgeblich sind die amtlichen Fassungen im EU-Amtsblatt und in den Gesetzesportalen; Sekundärquellen dienen nur der Orientierung.</w:t>
       </w:r>
     </w:p>
     <w:p>
@@ -70,13 +64,7 @@
         <w:pStyle w:val="ListBullet"/>
       </w:pPr>
       <w:r>
-        <w:rPr>
-          <w:b/>
-        </w:rPr>
-        <w:t>Livecheck:</w:t>
-      </w:r>
-      <w:r>
-        <w:t xml:space="preserve"> Die Akte enthält hierzu widersprüchliche Hinweise. Für die rechtliche Bewertung muss geklärt werden, ob die Aussage aus Vertrag, Anleitung, Produktakte, Marketing, Logdaten oder nachträglicher Krisenkommunikation stammt.</w:t>
+        <w:t>Livecheck: Übergangsfristen von Maschinenverordnung, KI-Verordnung und Produkthaftungsrichtlinie entscheiden über das anwendbare Regime; die Daten werden nicht aus dem Gedächtnis übernommen.</w:t>
       </w:r>
     </w:p>
     <w:p>
@@ -95,7 +83,7 @@
         <w:jc w:val="left"/>
       </w:pPr>
       <w:r>
-        <w:t>Die Unterlage ist bewusst nicht glatt: Vertrieb, Technik, Datenschutz, Qualitätssicherung und Geschäftsführung verwenden nicht immer dieselben Produktnamen. Gerade daraus entsteht das juristische Problem, weil Zweckbestimmung, tatsächliche Nutzung, Werbeaussage und Updatepraxis auseinanderlaufen.</w:t>
+        <w:t>Berührt sind unter anderem Maschinenrecht (Maschinenverordnung mit Übergangsrecht zur Maschinenrichtlinie), Produkthaftungsrecht einschließlich der neuen Produkthaftungsrichtlinie, KI-Verordnung, Datenschutzrecht, Cyberresilienz-Anforderungen und das Datenzugangsrecht; die konkreten Fassungen und Geltungsdaten sind je Vorgang zu verifizieren.</w:t>
       </w:r>
     </w:p>
     <w:p>
@@ -103,23 +91,7 @@
         <w:jc w:val="left"/>
       </w:pPr>
       <w:r>
-        <w:t>Für die rechtliche Bewertung müssen die technischen Annahmen jeweils mit der Produktakte abgeglichen werden. Eine Risikobeurteilung, die nur den Laborzustand beschreibt, trägt den Pilotbetrieb im Lager oder im Pflegezimmer nicht automatisch.</w:t>
-      </w:r>
-    </w:p>
-    <w:p>
-      <w:pPr>
-        <w:jc w:val="left"/>
-      </w:pPr>
-      <w:r>
-        <w:t>Die Akte enthält mehrere Spuren, die sich gegenseitig widersprechen: Der Betreiber spricht von einem autonomen Flottensystem, die CE-Unterlage von einem assistierten Transportmittel, die Marketingfolien von lernender Umgebungserkennung und die Bedienungsanleitung von festen Sicherheitszonen.</w:t>
-      </w:r>
-    </w:p>
-    <w:p>
-      <w:pPr>
-        <w:jc w:val="left"/>
-      </w:pPr>
-      <w:r>
-        <w:t>Die Kanzlei soll keine finale technische Konformität bescheinigen, sondern entscheiden, welche Unterlagen fehlen, welche Sofortmaßnahmen nötig sind und welche Aussagen gegenüber Behörde, Kunden, Versicherer und Betroffenen vertretbar sind.</w:t>
+        <w:t>Für die Behördenantwort und die Konformitätserklärungen gilt: Normfassungen und Amtsblattlistungen werden am Tag der Verwendung geprüft und mit Fundstelle dokumentiert (Aktenstück 45).</w:t>
       </w:r>
     </w:p>
     <w:p>
@@ -138,10 +110,7 @@
         <w:pStyle w:val="Heading3"/>
       </w:pPr>
       <w:r>
-        <w:rPr>
-          <w:rFonts w:ascii="Times New Roman" w:hAnsi="Times New Roman"/>
-        </w:rPr>
-        <w:t>Punkt 1</w:t>
+        <w:t>amtliche Quellen</w:t>
       </w:r>
     </w:p>
     <w:p>
@@ -149,7 +118,15 @@
         <w:jc w:val="left"/>
       </w:pPr>
       <w:r>
-        <w:t>Im Gespräch mit Leonie Rottkamp, Bertram Kiendl und Jasper Rodenwald wurde deutlich, dass die Produktlinie nicht mit einer einzigen rechtlichen Schublade erfasst werden kann. Die Vellbruck Robotics GmbH liefert Hardware, Steuerungssoftware, Cloudfunktionen, Wartung und gelegentlich eine kundenspezifische Parametrisierung. Beim Betreiber Münchner Feinlogistik GmbH wurden Schutzfelder verändert, ohne dass klar ist, ob dies vom Admin-Panel gedeckt oder nur technisch möglich war. Der Pflegepilot im St.-Ludgerus-Klinikum München-Sendling verschärft die Lage, weil dort Sensorik, vulnerable Personen und medizinische Nähe zusammentreffen.</w:t>
+        <w:t>Jede in Schriftsätzen zitierte Norm erhält einen Prüfvermerk mit Datum und Fundstelle; ungeprüfte Angaben werden als solche gekennzeichnet und vor Versand ersetzt.</w:t>
+      </w:r>
+    </w:p>
+    <w:p>
+      <w:pPr>
+        <w:pStyle w:val="Heading3"/>
+      </w:pPr>
+      <w:r>
+        <w:t>Livecheck</w:t>
       </w:r>
     </w:p>
     <w:p>
@@ -157,169 +134,7 @@
         <w:jc w:val="left"/>
       </w:pPr>
       <w:r>
-        <w:t>Für die anwaltliche Bearbeitung sollte zu diesem Punkt eine Belegspur angelegt werden: Dokument, Version, Datum, Verfasser, technische Quelle, rechtliche Relevanz und offene Rückfrage. Besonders gefährlich sind Formulierungen wie „selbstlernend“, „voll autonom“, „MDR-ready“, „sicher ohne Schutzzaun“ oder „keine personenbezogenen Daten“, wenn die technische Dokumentation das nicht trägt.</w:t>
-      </w:r>
-    </w:p>
-    <w:p>
-      <w:pPr>
-        <w:pStyle w:val="Heading3"/>
-      </w:pPr>
-      <w:r>
-        <w:rPr>
-          <w:rFonts w:ascii="Times New Roman" w:hAnsi="Times New Roman"/>
-        </w:rPr>
-        <w:t>Punkt 2</w:t>
-      </w:r>
-    </w:p>
-    <w:p>
-      <w:pPr>
-        <w:jc w:val="left"/>
-      </w:pPr>
-      <w:r>
-        <w:t>Im Gespräch mit Leonie Rottkamp, Bertram Kiendl und Jasper Rodenwald wurde deutlich, dass die Produktlinie nicht mit einer einzigen rechtlichen Schublade erfasst werden kann. Die Vellbruck Robotics GmbH liefert Hardware, Steuerungssoftware, Cloudfunktionen, Wartung und gelegentlich eine kundenspezifische Parametrisierung. Beim Betreiber Münchner Feinlogistik GmbH wurden Schutzfelder verändert, ohne dass klar ist, ob dies vom Admin-Panel gedeckt oder nur technisch möglich war. Der Pflegepilot im St.-Ludgerus-Klinikum München-Sendling verschärft die Lage, weil dort Sensorik, vulnerable Personen und medizinische Nähe zusammentreffen.</w:t>
-      </w:r>
-    </w:p>
-    <w:p>
-      <w:pPr>
-        <w:jc w:val="left"/>
-      </w:pPr>
-      <w:r>
-        <w:t>Für die anwaltliche Bearbeitung sollte zu diesem Punkt eine Belegspur angelegt werden: Dokument, Version, Datum, Verfasser, technische Quelle, rechtliche Relevanz und offene Rückfrage. Besonders gefährlich sind Formulierungen wie „selbstlernend“, „voll autonom“, „MDR-ready“, „sicher ohne Schutzzaun“ oder „keine personenbezogenen Daten“, wenn die technische Dokumentation das nicht trägt.</w:t>
-      </w:r>
-    </w:p>
-    <w:p>
-      <w:pPr>
-        <w:pStyle w:val="Heading3"/>
-      </w:pPr>
-      <w:r>
-        <w:rPr>
-          <w:rFonts w:ascii="Times New Roman" w:hAnsi="Times New Roman"/>
-        </w:rPr>
-        <w:t>Punkt 3</w:t>
-      </w:r>
-    </w:p>
-    <w:p>
-      <w:pPr>
-        <w:jc w:val="left"/>
-      </w:pPr>
-      <w:r>
-        <w:t>Im Gespräch mit Leonie Rottkamp, Bertram Kiendl und Jasper Rodenwald wurde deutlich, dass die Produktlinie nicht mit einer einzigen rechtlichen Schublade erfasst werden kann. Die Vellbruck Robotics GmbH liefert Hardware, Steuerungssoftware, Cloudfunktionen, Wartung und gelegentlich eine kundenspezifische Parametrisierung. Beim Betreiber Münchner Feinlogistik GmbH wurden Schutzfelder verändert, ohne dass klar ist, ob dies vom Admin-Panel gedeckt oder nur technisch möglich war. Der Pflegepilot im St.-Ludgerus-Klinikum München-Sendling verschärft die Lage, weil dort Sensorik, vulnerable Personen und medizinische Nähe zusammentreffen.</w:t>
-      </w:r>
-    </w:p>
-    <w:p>
-      <w:pPr>
-        <w:jc w:val="left"/>
-      </w:pPr>
-      <w:r>
-        <w:t>Für die anwaltliche Bearbeitung sollte zu diesem Punkt eine Belegspur angelegt werden: Dokument, Version, Datum, Verfasser, technische Quelle, rechtliche Relevanz und offene Rückfrage. Besonders gefährlich sind Formulierungen wie „selbstlernend“, „voll autonom“, „MDR-ready“, „sicher ohne Schutzzaun“ oder „keine personenbezogenen Daten“, wenn die technische Dokumentation das nicht trägt.</w:t>
-      </w:r>
-    </w:p>
-    <w:p>
-      <w:pPr>
-        <w:pStyle w:val="Heading3"/>
-      </w:pPr>
-      <w:r>
-        <w:rPr>
-          <w:rFonts w:ascii="Times New Roman" w:hAnsi="Times New Roman"/>
-        </w:rPr>
-        <w:t>Punkt 4</w:t>
-      </w:r>
-    </w:p>
-    <w:p>
-      <w:pPr>
-        <w:jc w:val="left"/>
-      </w:pPr>
-      <w:r>
-        <w:t>Im Gespräch mit Leonie Rottkamp, Bertram Kiendl und Jasper Rodenwald wurde deutlich, dass die Produktlinie nicht mit einer einzigen rechtlichen Schublade erfasst werden kann. Die Vellbruck Robotics GmbH liefert Hardware, Steuerungssoftware, Cloudfunktionen, Wartung und gelegentlich eine kundenspezifische Parametrisierung. Beim Betreiber Münchner Feinlogistik GmbH wurden Schutzfelder verändert, ohne dass klar ist, ob dies vom Admin-Panel gedeckt oder nur technisch möglich war. Der Pflegepilot im St.-Ludgerus-Klinikum München-Sendling verschärft die Lage, weil dort Sensorik, vulnerable Personen und medizinische Nähe zusammentreffen.</w:t>
-      </w:r>
-    </w:p>
-    <w:p>
-      <w:pPr>
-        <w:jc w:val="left"/>
-      </w:pPr>
-      <w:r>
-        <w:t>Für die anwaltliche Bearbeitung sollte zu diesem Punkt eine Belegspur angelegt werden: Dokument, Version, Datum, Verfasser, technische Quelle, rechtliche Relevanz und offene Rückfrage. Besonders gefährlich sind Formulierungen wie „selbstlernend“, „voll autonom“, „MDR-ready“, „sicher ohne Schutzzaun“ oder „keine personenbezogenen Daten“, wenn die technische Dokumentation das nicht trägt.</w:t>
-      </w:r>
-    </w:p>
-    <w:p>
-      <w:pPr>
-        <w:pStyle w:val="Heading3"/>
-      </w:pPr>
-      <w:r>
-        <w:rPr>
-          <w:rFonts w:ascii="Times New Roman" w:hAnsi="Times New Roman"/>
-        </w:rPr>
-        <w:t>Punkt 5</w:t>
-      </w:r>
-    </w:p>
-    <w:p>
-      <w:pPr>
-        <w:jc w:val="left"/>
-      </w:pPr>
-      <w:r>
-        <w:t>Im Gespräch mit Leonie Rottkamp, Bertram Kiendl und Jasper Rodenwald wurde deutlich, dass die Produktlinie nicht mit einer einzigen rechtlichen Schublade erfasst werden kann. Die Vellbruck Robotics GmbH liefert Hardware, Steuerungssoftware, Cloudfunktionen, Wartung und gelegentlich eine kundenspezifische Parametrisierung. Beim Betreiber Münchner Feinlogistik GmbH wurden Schutzfelder verändert, ohne dass klar ist, ob dies vom Admin-Panel gedeckt oder nur technisch möglich war. Der Pflegepilot im St.-Ludgerus-Klinikum München-Sendling verschärft die Lage, weil dort Sensorik, vulnerable Personen und medizinische Nähe zusammentreffen.</w:t>
-      </w:r>
-    </w:p>
-    <w:p>
-      <w:pPr>
-        <w:jc w:val="left"/>
-      </w:pPr>
-      <w:r>
-        <w:t>Für die anwaltliche Bearbeitung sollte zu diesem Punkt eine Belegspur angelegt werden: Dokument, Version, Datum, Verfasser, technische Quelle, rechtliche Relevanz und offene Rückfrage. Besonders gefährlich sind Formulierungen wie „selbstlernend“, „voll autonom“, „MDR-ready“, „sicher ohne Schutzzaun“ oder „keine personenbezogenen Daten“, wenn die technische Dokumentation das nicht trägt.</w:t>
-      </w:r>
-    </w:p>
-    <w:p>
-      <w:pPr>
-        <w:pStyle w:val="Heading3"/>
-      </w:pPr>
-      <w:r>
-        <w:rPr>
-          <w:rFonts w:ascii="Times New Roman" w:hAnsi="Times New Roman"/>
-        </w:rPr>
-        <w:t>Punkt 6</w:t>
-      </w:r>
-    </w:p>
-    <w:p>
-      <w:pPr>
-        <w:jc w:val="left"/>
-      </w:pPr>
-      <w:r>
-        <w:t>Im Gespräch mit Leonie Rottkamp, Bertram Kiendl und Jasper Rodenwald wurde deutlich, dass die Produktlinie nicht mit einer einzigen rechtlichen Schublade erfasst werden kann. Die Vellbruck Robotics GmbH liefert Hardware, Steuerungssoftware, Cloudfunktionen, Wartung und gelegentlich eine kundenspezifische Parametrisierung. Beim Betreiber Münchner Feinlogistik GmbH wurden Schutzfelder verändert, ohne dass klar ist, ob dies vom Admin-Panel gedeckt oder nur technisch möglich war. Der Pflegepilot im St.-Ludgerus-Klinikum München-Sendling verschärft die Lage, weil dort Sensorik, vulnerable Personen und medizinische Nähe zusammentreffen.</w:t>
-      </w:r>
-    </w:p>
-    <w:p>
-      <w:pPr>
-        <w:jc w:val="left"/>
-      </w:pPr>
-      <w:r>
-        <w:t>Für die anwaltliche Bearbeitung sollte zu diesem Punkt eine Belegspur angelegt werden: Dokument, Version, Datum, Verfasser, technische Quelle, rechtliche Relevanz und offene Rückfrage. Besonders gefährlich sind Formulierungen wie „selbstlernend“, „voll autonom“, „MDR-ready“, „sicher ohne Schutzzaun“ oder „keine personenbezogenen Daten“, wenn die technische Dokumentation das nicht trägt.</w:t>
-      </w:r>
-    </w:p>
-    <w:p>
-      <w:pPr>
-        <w:pStyle w:val="Heading3"/>
-      </w:pPr>
-      <w:r>
-        <w:rPr>
-          <w:rFonts w:ascii="Times New Roman" w:hAnsi="Times New Roman"/>
-        </w:rPr>
-        <w:t>Punkt 7</w:t>
-      </w:r>
-    </w:p>
-    <w:p>
-      <w:pPr>
-        <w:jc w:val="left"/>
-      </w:pPr>
-      <w:r>
-        <w:t>Im Gespräch mit Leonie Rottkamp, Bertram Kiendl und Jasper Rodenwald wurde deutlich, dass die Produktlinie nicht mit einer einzigen rechtlichen Schublade erfasst werden kann. Die Vellbruck Robotics GmbH liefert Hardware, Steuerungssoftware, Cloudfunktionen, Wartung und gelegentlich eine kundenspezifische Parametrisierung. Beim Betreiber Münchner Feinlogistik GmbH wurden Schutzfelder verändert, ohne dass klar ist, ob dies vom Admin-Panel gedeckt oder nur technisch möglich war. Der Pflegepilot im St.-Ludgerus-Klinikum München-Sendling verschärft die Lage, weil dort Sensorik, vulnerable Personen und medizinische Nähe zusammentreffen.</w:t>
-      </w:r>
-    </w:p>
-    <w:p>
-      <w:pPr>
-        <w:jc w:val="left"/>
-      </w:pPr>
-      <w:r>
-        <w:t>Für die anwaltliche Bearbeitung sollte zu diesem Punkt eine Belegspur angelegt werden: Dokument, Version, Datum, Verfasser, technische Quelle, rechtliche Relevanz und offene Rückfrage. Besonders gefährlich sind Formulierungen wie „selbstlernend“, „voll autonom“, „MDR-ready“, „sicher ohne Schutzzaun“ oder „keine personenbezogenen Daten“, wenn die technische Dokumentation das nicht trägt.</w:t>
+        <w:t>Die Übergangsfristen-Tabelle der Akte wird bei jeder Verwendung gegen die amtlichen Quellen aktualisiert; verantwortlich ist die sachbearbeitende Anwältin.</w:t>
       </w:r>
     </w:p>
     <w:p>
@@ -338,7 +153,7 @@
         <w:pStyle w:val="ListBullet"/>
       </w:pPr>
       <w:r>
-        <w:t>Welche Firmware war am Unfalltag tatsächlich aktiv?</w:t>
+        <w:t>Welches Regime gilt zum jeweiligen Auslieferungsdatum der Flotte?</w:t>
       </w:r>
     </w:p>
     <w:p>
@@ -346,7 +161,7 @@
         <w:pStyle w:val="ListBullet"/>
       </w:pPr>
       <w:r>
-        <w:t>Welche Zweckbestimmung steht in der final ausgelieferten Anleitung?</w:t>
+        <w:t>Sind alle zitierten Normfassungen mit Prüfvermerk versehen?</w:t>
       </w:r>
     </w:p>
     <w:p>
@@ -354,23 +169,7 @@
         <w:pStyle w:val="ListBullet"/>
       </w:pPr>
       <w:r>
-        <w:t>Welche Schutzfeldänderungen waren technisch möglich und vertraglich erlaubt?</w:t>
-      </w:r>
-    </w:p>
-    <w:p>
-      <w:pPr>
-        <w:pStyle w:val="ListBullet"/>
-      </w:pPr>
-      <w:r>
-        <w:t>Welche personenbezogenen Daten werden lokal, in der Cloud und in Supporttickets verarbeitet?</w:t>
-      </w:r>
-    </w:p>
-    <w:p>
-      <w:pPr>
-        <w:pStyle w:val="ListBullet"/>
-      </w:pPr>
-      <w:r>
-        <w:t>Welche Aussagen wurden gegenüber Kunden, Behörde und Versicherer bereits gemacht?</w:t>
+        <w:t>Wer aktualisiert die Übergangsfristen-Tabelle?</w:t>
       </w:r>
     </w:p>
     <w:sectPr>
